--- a/docs/legal/review-2026-06-16/revised-lolo-care-inc/Legal/DRAFTS/Board Governance/10-board-approval-authority-matrix.docx
+++ b/docs/legal/review-2026-06-16/revised-lolo-care-inc/Legal/DRAFTS/Board Governance/10-board-approval-authority-matrix.docx
@@ -13,7 +13,7 @@
     </w:p>
     <w:p>
       <w:r>
-        <w:t>Company: LoLo Care Inc</w:t>
+        <w:t>Company: Lolo Care, Inc.</w:t>
       </w:r>
     </w:p>
     <w:p>
@@ -591,7 +591,7 @@
           </w:tcPr>
           <w:p>
             <w:r>
-              <w:t>Chief Executive Officer</w:t>
+              <w:t>Charles Petrini-Poli, Chief Executive Officer</w:t>
             </w:r>
           </w:p>
         </w:tc>
@@ -613,7 +613,7 @@
           </w:tcPr>
           <w:p>
             <w:r>
-              <w:t>President</w:t>
+              <w:t>Charles Petrini-Poli, President</w:t>
             </w:r>
           </w:p>
         </w:tc>
@@ -635,7 +635,7 @@
           </w:tcPr>
           <w:p>
             <w:r>
-              <w:t>Treasurer / CFO</w:t>
+              <w:t>Thibaud Peverelli, Treasurer</w:t>
             </w:r>
           </w:p>
         </w:tc>
@@ -657,7 +657,7 @@
           </w:tcPr>
           <w:p>
             <w:r>
-              <w:t>Secretary</w:t>
+              <w:t>Thibaud Peverelli, Secretary</w:t>
             </w:r>
           </w:p>
         </w:tc>
